--- a/ecom-standardization-charter.docx
+++ b/ecom-standardization-charter.docx
@@ -450,6 +450,36 @@
         <w:pStyle w:val="Heading3"/>
       </w:pPr>
       <w:r>
+        <w:t>2025 — MidAmerica Trixie 2, and one developer spanning the whole spectrum</w:t>
+      </w:r>
+    </w:p>
+    <w:p>
+      <w:pPr>
+        <w:spacing w:after="200"/>
+      </w:pPr>
+      <w:r>
+        <w:rPr>
+          <w:i w:val="0"/>
+        </w:rPr>
+        <w:t>The same team behind Remora 1 and Remora 2 — AART — also designed the MidAmerica Trixie 2, a board built specifically for BSCRA's Genesis racing program. Where Remora is open, Trixie 2 is the opposite: completely closed and single-sourced, with the microcontroller fully locked at RDP Level 2 (see §7) and no published design files, firmware, or manufacturing route for anyone else to build one. AART has separately developed a comparable board for Slot.it — closed today, but designed with the explicit possibility of being open-sourced later.</w:t>
+      </w:r>
+    </w:p>
+    <w:p>
+      <w:pPr>
+        <w:spacing w:after="200"/>
+      </w:pPr>
+      <w:r>
+        <w:rPr>
+          <w:i w:val="0"/>
+        </w:rPr>
+        <w:t>This matters for the standardization debate because it undercuts the assumption that “open” and “closed” map onto fixed ideological camps or competing companies. AART has, within a few years, shipped a fully open design (Remora 1), an open-manufacturing/licensed-commercial design (Remora 2), a fully closed single-source design built to a specific governing body's brief (Trixie 2), and a closed-but-potentially-opening design (the Slot.it board). The model tracks the commercial context of each engagement — a hobbyist community project, a licensed product line, a bespoke commission for a national body's control-part program — not a settled belief about which model is “correct.” That is direct evidence for the position this paper takes in §6: the standard should regulate behavior, not business model, because even a single developer is demonstrably willing to work under any of them depending on who is asking and what they need.</w:t>
+      </w:r>
+    </w:p>
+    <w:p>
+      <w:pPr>
+        <w:pStyle w:val="Heading3"/>
+      </w:pPr>
+      <w:r>
         <w:t>The scrutineering proposal (this repository)</w:t>
       </w:r>
     </w:p>
@@ -494,16 +524,17 @@
         <w:tblLook w:firstColumn="1" w:firstRow="1" w:lastColumn="0" w:lastRow="0" w:noHBand="0" w:noVBand="1" w:val="04A0"/>
       </w:tblPr>
       <w:tblGrid>
-        <w:gridCol w:w="1881"/>
-        <w:gridCol w:w="1881"/>
-        <w:gridCol w:w="1881"/>
-        <w:gridCol w:w="1881"/>
-        <w:gridCol w:w="1881"/>
+        <w:gridCol w:w="1568"/>
+        <w:gridCol w:w="1568"/>
+        <w:gridCol w:w="1568"/>
+        <w:gridCol w:w="1568"/>
+        <w:gridCol w:w="1568"/>
+        <w:gridCol w:w="1568"/>
       </w:tblGrid>
       <w:tr>
         <w:tc>
           <w:tcPr>
-            <w:tcW w:type="dxa" w:w="1881"/>
+            <w:tcW w:type="dxa" w:w="1568"/>
             <w:shd w:val="clear" w:color="auto" w:fill="E7EBE8"/>
           </w:tcPr>
           <w:p>
@@ -519,7 +550,7 @@
         </w:tc>
         <w:tc>
           <w:tcPr>
-            <w:tcW w:type="dxa" w:w="1881"/>
+            <w:tcW w:type="dxa" w:w="1568"/>
             <w:shd w:val="clear" w:color="auto" w:fill="E7EBE8"/>
           </w:tcPr>
           <w:p>
@@ -538,7 +569,7 @@
         </w:tc>
         <w:tc>
           <w:tcPr>
-            <w:tcW w:type="dxa" w:w="1881"/>
+            <w:tcW w:type="dxa" w:w="1568"/>
             <w:shd w:val="clear" w:color="auto" w:fill="E7EBE8"/>
           </w:tcPr>
           <w:p>
@@ -557,7 +588,7 @@
         </w:tc>
         <w:tc>
           <w:tcPr>
-            <w:tcW w:type="dxa" w:w="1881"/>
+            <w:tcW w:type="dxa" w:w="1568"/>
             <w:shd w:val="clear" w:color="auto" w:fill="E7EBE8"/>
           </w:tcPr>
           <w:p>
@@ -576,7 +607,7 @@
         </w:tc>
         <w:tc>
           <w:tcPr>
-            <w:tcW w:type="dxa" w:w="1881"/>
+            <w:tcW w:type="dxa" w:w="1568"/>
             <w:shd w:val="clear" w:color="auto" w:fill="E7EBE8"/>
           </w:tcPr>
           <w:p>
@@ -593,11 +624,30 @@
             </w:r>
           </w:p>
         </w:tc>
+        <w:tc>
+          <w:tcPr>
+            <w:tcW w:type="dxa" w:w="1568"/>
+            <w:shd w:val="clear" w:color="auto" w:fill="E7EBE8"/>
+          </w:tcPr>
+          <w:p>
+            <w:r/>
+            <w:r>
+              <w:rPr>
+                <w:b/>
+                <w:color w:val="1B211F"/>
+                <w:sz w:val="19"/>
+              </w:rPr>
+              <w:t>Trixie 2</w:t>
+              <w:br/>
+              <w:t>AART, closed, single-source</w:t>
+            </w:r>
+          </w:p>
+        </w:tc>
       </w:tr>
       <w:tr>
         <w:tc>
           <w:tcPr>
-            <w:tcW w:type="dxa" w:w="1881"/>
+            <w:tcW w:type="dxa" w:w="1568"/>
           </w:tcPr>
           <w:p>
             <w:r/>
@@ -612,7 +662,7 @@
         </w:tc>
         <w:tc>
           <w:tcPr>
-            <w:tcW w:type="dxa" w:w="1881"/>
+            <w:tcW w:type="dxa" w:w="1568"/>
           </w:tcPr>
           <w:p>
             <w:r/>
@@ -626,7 +676,7 @@
         </w:tc>
         <w:tc>
           <w:tcPr>
-            <w:tcW w:type="dxa" w:w="1881"/>
+            <w:tcW w:type="dxa" w:w="1568"/>
           </w:tcPr>
           <w:p>
             <w:r/>
@@ -640,7 +690,7 @@
         </w:tc>
         <w:tc>
           <w:tcPr>
-            <w:tcW w:type="dxa" w:w="1881"/>
+            <w:tcW w:type="dxa" w:w="1568"/>
           </w:tcPr>
           <w:p>
             <w:r/>
@@ -654,7 +704,21 @@
         </w:tc>
         <w:tc>
           <w:tcPr>
-            <w:tcW w:type="dxa" w:w="1881"/>
+            <w:tcW w:type="dxa" w:w="1568"/>
+          </w:tcPr>
+          <w:p>
+            <w:r/>
+            <w:r>
+              <w:rPr>
+                <w:sz w:val="19"/>
+              </w:rPr>
+              <w:t>Proprietary</w:t>
+            </w:r>
+          </w:p>
+        </w:tc>
+        <w:tc>
+          <w:tcPr>
+            <w:tcW w:type="dxa" w:w="1568"/>
           </w:tcPr>
           <w:p>
             <w:r/>
@@ -670,7 +734,7 @@
       <w:tr>
         <w:tc>
           <w:tcPr>
-            <w:tcW w:type="dxa" w:w="1881"/>
+            <w:tcW w:type="dxa" w:w="1568"/>
           </w:tcPr>
           <w:p>
             <w:r/>
@@ -685,7 +749,7 @@
         </w:tc>
         <w:tc>
           <w:tcPr>
-            <w:tcW w:type="dxa" w:w="1881"/>
+            <w:tcW w:type="dxa" w:w="1568"/>
           </w:tcPr>
           <w:p>
             <w:r/>
@@ -699,7 +763,7 @@
         </w:tc>
         <w:tc>
           <w:tcPr>
-            <w:tcW w:type="dxa" w:w="1881"/>
+            <w:tcW w:type="dxa" w:w="1568"/>
           </w:tcPr>
           <w:p>
             <w:r/>
@@ -713,7 +777,7 @@
         </w:tc>
         <w:tc>
           <w:tcPr>
-            <w:tcW w:type="dxa" w:w="1881"/>
+            <w:tcW w:type="dxa" w:w="1568"/>
           </w:tcPr>
           <w:p>
             <w:r/>
@@ -727,7 +791,7 @@
         </w:tc>
         <w:tc>
           <w:tcPr>
-            <w:tcW w:type="dxa" w:w="1881"/>
+            <w:tcW w:type="dxa" w:w="1568"/>
           </w:tcPr>
           <w:p>
             <w:r/>
@@ -739,11 +803,25 @@
             </w:r>
           </w:p>
         </w:tc>
+        <w:tc>
+          <w:tcPr>
+            <w:tcW w:type="dxa" w:w="1568"/>
+          </w:tcPr>
+          <w:p>
+            <w:r/>
+            <w:r>
+              <w:rPr>
+                <w:sz w:val="19"/>
+              </w:rPr>
+              <w:t>Closed, RDP Level 2 locked</w:t>
+            </w:r>
+          </w:p>
+        </w:tc>
       </w:tr>
       <w:tr>
         <w:tc>
           <w:tcPr>
-            <w:tcW w:type="dxa" w:w="1881"/>
+            <w:tcW w:type="dxa" w:w="1568"/>
           </w:tcPr>
           <w:p>
             <w:r/>
@@ -758,7 +836,7 @@
         </w:tc>
         <w:tc>
           <w:tcPr>
-            <w:tcW w:type="dxa" w:w="1881"/>
+            <w:tcW w:type="dxa" w:w="1568"/>
           </w:tcPr>
           <w:p>
             <w:r/>
@@ -772,7 +850,7 @@
         </w:tc>
         <w:tc>
           <w:tcPr>
-            <w:tcW w:type="dxa" w:w="1881"/>
+            <w:tcW w:type="dxa" w:w="1568"/>
           </w:tcPr>
           <w:p>
             <w:r/>
@@ -786,7 +864,7 @@
         </w:tc>
         <w:tc>
           <w:tcPr>
-            <w:tcW w:type="dxa" w:w="1881"/>
+            <w:tcW w:type="dxa" w:w="1568"/>
           </w:tcPr>
           <w:p>
             <w:r/>
@@ -800,7 +878,7 @@
         </w:tc>
         <w:tc>
           <w:tcPr>
-            <w:tcW w:type="dxa" w:w="1881"/>
+            <w:tcW w:type="dxa" w:w="1568"/>
           </w:tcPr>
           <w:p>
             <w:r/>
@@ -812,11 +890,25 @@
             </w:r>
           </w:p>
         </w:tc>
+        <w:tc>
+          <w:tcPr>
+            <w:tcW w:type="dxa" w:w="1568"/>
+          </w:tcPr>
+          <w:p>
+            <w:r/>
+            <w:r>
+              <w:rPr>
+                <w:sz w:val="19"/>
+              </w:rPr>
+              <w:t>AART only, by commission</w:t>
+            </w:r>
+          </w:p>
+        </w:tc>
       </w:tr>
       <w:tr>
         <w:tc>
           <w:tcPr>
-            <w:tcW w:type="dxa" w:w="1881"/>
+            <w:tcW w:type="dxa" w:w="1568"/>
           </w:tcPr>
           <w:p>
             <w:r/>
@@ -831,7 +923,7 @@
         </w:tc>
         <w:tc>
           <w:tcPr>
-            <w:tcW w:type="dxa" w:w="1881"/>
+            <w:tcW w:type="dxa" w:w="1568"/>
           </w:tcPr>
           <w:p>
             <w:r/>
@@ -845,7 +937,7 @@
         </w:tc>
         <w:tc>
           <w:tcPr>
-            <w:tcW w:type="dxa" w:w="1881"/>
+            <w:tcW w:type="dxa" w:w="1568"/>
           </w:tcPr>
           <w:p>
             <w:r/>
@@ -859,7 +951,7 @@
         </w:tc>
         <w:tc>
           <w:tcPr>
-            <w:tcW w:type="dxa" w:w="1881"/>
+            <w:tcW w:type="dxa" w:w="1568"/>
           </w:tcPr>
           <w:p>
             <w:r/>
@@ -873,7 +965,21 @@
         </w:tc>
         <w:tc>
           <w:tcPr>
-            <w:tcW w:type="dxa" w:w="1881"/>
+            <w:tcW w:type="dxa" w:w="1568"/>
+          </w:tcPr>
+          <w:p>
+            <w:r/>
+            <w:r>
+              <w:rPr>
+                <w:sz w:val="19"/>
+              </w:rPr>
+              <w:t>No</w:t>
+            </w:r>
+          </w:p>
+        </w:tc>
+        <w:tc>
+          <w:tcPr>
+            <w:tcW w:type="dxa" w:w="1568"/>
           </w:tcPr>
           <w:p>
             <w:r/>
@@ -889,7 +995,7 @@
       <w:tr>
         <w:tc>
           <w:tcPr>
-            <w:tcW w:type="dxa" w:w="1881"/>
+            <w:tcW w:type="dxa" w:w="1568"/>
           </w:tcPr>
           <w:p>
             <w:r/>
@@ -904,7 +1010,7 @@
         </w:tc>
         <w:tc>
           <w:tcPr>
-            <w:tcW w:type="dxa" w:w="1881"/>
+            <w:tcW w:type="dxa" w:w="1568"/>
           </w:tcPr>
           <w:p>
             <w:r/>
@@ -918,7 +1024,7 @@
         </w:tc>
         <w:tc>
           <w:tcPr>
-            <w:tcW w:type="dxa" w:w="1881"/>
+            <w:tcW w:type="dxa" w:w="1568"/>
           </w:tcPr>
           <w:p>
             <w:r/>
@@ -932,7 +1038,7 @@
         </w:tc>
         <w:tc>
           <w:tcPr>
-            <w:tcW w:type="dxa" w:w="1881"/>
+            <w:tcW w:type="dxa" w:w="1568"/>
           </w:tcPr>
           <w:p>
             <w:r/>
@@ -946,7 +1052,7 @@
         </w:tc>
         <w:tc>
           <w:tcPr>
-            <w:tcW w:type="dxa" w:w="1881"/>
+            <w:tcW w:type="dxa" w:w="1568"/>
           </w:tcPr>
           <w:p>
             <w:r/>
@@ -958,12 +1064,39 @@
             </w:r>
           </w:p>
         </w:tc>
+        <w:tc>
+          <w:tcPr>
+            <w:tcW w:type="dxa" w:w="1568"/>
+          </w:tcPr>
+          <w:p>
+            <w:r/>
+            <w:r>
+              <w:rPr>
+                <w:sz w:val="19"/>
+              </w:rPr>
+              <w:t>Commissioned single-source (BSCRA/Genesis)</w:t>
+            </w:r>
+          </w:p>
+        </w:tc>
       </w:tr>
     </w:tbl>
     <w:p>
       <w:pPr>
         <w:spacing w:after="80"/>
       </w:pPr>
+    </w:p>
+    <w:p>
+      <w:pPr>
+        <w:spacing w:after="200"/>
+      </w:pPr>
+      <w:r>
+        <w:rPr>
+          <w:i/>
+          <w:color w:val="59635F"/>
+          <w:sz w:val="19"/>
+        </w:rPr>
+        <w:t>Notably, Remora 1/2 and Trixie 2 come from the same developer (AART) — see §3. The table is best read as a spectrum of models one team is willing to build, not a lineup of competing philosophies.</w:t>
+      </w:r>
     </w:p>
     <w:p>
       <w:pPr>
@@ -1173,7 +1306,7 @@
         <w:rPr>
           <w:i w:val="0"/>
         </w:rPr>
-        <w:t>None of the four models has a business model that is obviously sustainable at hobby-market volumes, and the working group should not pretend otherwise. Fully open (Remora 1) relies on voluntary compliance with a royalty request that has no realistic enforcement mechanism — it sustains itself on goodwill, a pattern that tends to produce burnout rather than a durable supply of product. Open manufacturing + licensed resale (Remora 2) is a more conventional attempt, closer to how an open instruction-set architecture can still support licensed silicon vendors — but it only works if governing bodies give licensed builders some recognition unlicensed clones don't get, itself a policy choice needing consensus. Closed, semi-open engagement (SBM) monetizes through direct sales with the designer's expertise as the moat, and is only as durable as that small business. Fully closed (Latslot) is the most conventional model and, all else equal, the easiest to keep funded — at the cost of the least insight into what racers are actually racing.</w:t>
+        <w:t>None of these models is obviously sustainable at hobby-market volumes, and the working group should not pretend otherwise. Fully open (Remora 1) relies on voluntary compliance with a royalty request that has no realistic enforcement mechanism — it sustains itself on goodwill, a pattern that tends to produce burnout rather than a durable supply of product. Open manufacturing + licensed resale (Remora 2) is a more conventional attempt, closer to how an open instruction-set architecture can still support licensed silicon vendors — but it only works if governing bodies give licensed builders some recognition unlicensed clones don't get, itself a policy choice needing consensus. Closed, semi-open engagement (SBM) monetizes through direct sales with the designer's expertise as the moat, and is only as durable as that small business. Fully closed (Latslot) is the most conventional model and, all else equal, the easiest to keep funded — at the cost of the least insight into what racers are actually racing. Commissioned single-source (Trixie 2) sidesteps the open-market sustainability question entirely by tying the business model to one customer relationship — BSCRA/Genesis — rather than retail sales: arguably the most commercially secure for as long as that relationship holds, and the least resilient if it doesn't, since by design there is no other supplier to fall back on.</w:t>
       </w:r>
     </w:p>
     <w:p>
@@ -1455,7 +1588,7 @@
         <w:rPr>
           <w:i w:val="0"/>
         </w:rPr>
-        <w:t>Several current and prospective boards — the discussion around locking a “Trixie”-class board is a live example — use STMicroelectronics-style microcontrollers, which support hardware Readout Protection (RDP) at the silicon level. Worth explaining plainly, so the working group isn't talking past itself about what “locking the board” actually forecloses:</w:t>
+        <w:t>Several current and prospective boards — the MidAmerica Trixie 2 (§3) is a live, concrete example, shipping today at RDP Level 2 — use STMicroelectronics-style microcontrollers, which support hardware Readout Protection (RDP) at the silicon level. Worth explaining plainly, so the working group isn't talking past itself about what “locking the board” actually forecloses:</w:t>
       </w:r>
     </w:p>
     <w:p>

--- a/ecom-standardization-charter.docx
+++ b/ecom-standardization-charter.docx
@@ -393,6 +393,25 @@
         <w:pStyle w:val="Heading3"/>
       </w:pPr>
       <w:r>
+        <w:t>Infinity ESC (Jan Thoen) — what openness enables</w:t>
+      </w:r>
+    </w:p>
+    <w:p>
+      <w:pPr>
+        <w:spacing w:after="200"/>
+      </w:pPr>
+      <w:r>
+        <w:rPr>
+          <w:i w:val="0"/>
+        </w:rPr>
+        <w:t>Because Remora's hardware is open, it became possible for a third party to build an entirely independent firmware stack for it without needing anyone's permission or cooperation. Jan Thoen, working in collaboration with AART, developed Infinity ESC (gitlab.com/slotracing/infinity-racing/esc) — a modular C++20/STM32 firmware platform delivering field-oriented control (FOC), telemetry, and richer communication layers, while remaining compatible with existing ESCape32-based hardware. Infinity ESC did not require Remora's designers to build it, review it, or ship it; it exists because the hardware was open enough for someone outside the founding team to pick it up and take it somewhere the original authors hadn't planned to go. This is the clearest evidence in this history for the strongest argument in favor of openness: at this early a stage in brushless eCom development, nobody yet knows which firmware architecture, control strategy, or feature set will turn out to be right, and an open hardware base lets multiple independent teams find out in parallel rather than betting the whole community on one closed team's roadmap. That is a genuine, not merely ideological, advantage — though, as with the rest of this paper, it has to be weighed against the commercial and scrutineering costs already discussed.</w:t>
+      </w:r>
+    </w:p>
+    <w:p>
+      <w:pPr>
+        <w:pStyle w:val="Heading3"/>
+      </w:pPr>
+      <w:r>
         <w:t>Latslot (closed)</w:t>
       </w:r>
     </w:p>
@@ -431,7 +450,7 @@
         <w:pStyle w:val="Heading3"/>
       </w:pPr>
       <w:r>
-        <w:t>2025–2026 — BSCRA Intro-class adoption and the scrutineering gap</w:t>
+        <w:t>2025–2026 — BSCRA Intro-class adoption: a live single-vendor mandate</w:t>
       </w:r>
     </w:p>
     <w:p>
@@ -442,15 +461,7 @@
         <w:rPr>
           <w:i w:val="0"/>
         </w:rPr>
-        <w:t>BSCRA's members voted to permit brushless motors in the Intro 32 class, mandating a specific motor (the Parma 3000kV) while leaving the eCom question comparatively open. This immediately exposed the gap this paper is about: a mandated, physically-inspectable motor paired with an eCom whose behavior is defined entirely by firmware that scrutineers have no standard way to verify quickly, non-destructively, at a race meeting.</w:t>
-      </w:r>
-    </w:p>
-    <w:p>
-      <w:pPr>
-        <w:pStyle w:val="Heading3"/>
-      </w:pPr>
-      <w:r>
-        <w:t>2025 — MidAmerica Trixie 2, and one developer spanning the whole spectrum</w:t>
+        <w:t>BSCRA's members voted to permit brushless motors in the Intro 32 class, and mandated a specific pairing: the MidAmerica 3000Kv motor with the MidAmerica Trixie 2 eCom. Trixie 2 — designed by AART, the same team behind Remora 1 and Remora 2 (see below) — was built in close cooperation with BSCRA, targeted initially at BSCRA's Genesis racing program and tuned specifically to work well with the 3000Kv motor. Unlike Remora, Trixie 2 is completely closed and single-sourced, with the microcontroller fully locked at RDP Level 2 (see §7) and no published design files, firmware, or manufacturing route for anyone else to build one.</w:t>
       </w:r>
     </w:p>
     <w:p>
@@ -461,7 +472,26 @@
         <w:rPr>
           <w:i w:val="0"/>
         </w:rPr>
-        <w:t>The same team behind Remora 1 and Remora 2 — AART — also designed the MidAmerica Trixie 2, a board built specifically for BSCRA's Genesis racing program. Where Remora is open, Trixie 2 is the opposite: completely closed and single-sourced, with the microcontroller fully locked at RDP Level 2 (see §7) and no published design files, firmware, or manufacturing route for anyone else to build one. AART has separately developed a comparable board for Slot.it — closed today, but designed with the explicit possibility of being open-sourced later.</w:t>
+        <w:t>Intro 32 is therefore a live instance of the single-vendor model discussed in §5: one approved motor, one approved eCom, one supplier for each, which in principle makes “did you meet spec” trivial to check by part number alone. But because Trixie 2 ships RDP2-locked, confirming that a given board on a given car is actually running its approved, motor-tuned firmware — rather than a modified, substituted, or simply different build in an identical-looking case — still requires an external, behavioral check (§6–7), not a code read. Intro 32 is a useful test case for the homologation approach this paper proposes precisely because it shows that model is still needed even where the open/closed and single-vendor questions have already been decided: BSCRA doesn't need this paper to choose a vendor for Intro 32, but it does need a scrutineering method that works given the choice it already made.</w:t>
+      </w:r>
+    </w:p>
+    <w:p>
+      <w:pPr>
+        <w:pStyle w:val="Heading3"/>
+      </w:pPr>
+      <w:r>
+        <w:t>AART: one developer spanning the whole spectrum</w:t>
+      </w:r>
+    </w:p>
+    <w:p>
+      <w:pPr>
+        <w:spacing w:after="200"/>
+      </w:pPr>
+      <w:r>
+        <w:rPr>
+          <w:i w:val="0"/>
+        </w:rPr>
+        <w:t>Trixie 2 is worth pausing on for a second reason. Where Remora is open, Trixie 2 is the opposite — and both come from the same team. AART has separately developed a comparable board for Slot.it — closed today, but designed with the explicit possibility of being open-sourced later.</w:t>
       </w:r>
     </w:p>
     <w:p>
@@ -480,6 +510,66 @@
         <w:pStyle w:val="Heading3"/>
       </w:pPr>
       <w:r>
+        <w:t>2025–2026 — BSL: two approved eComs, one un-level playing field</w:t>
+      </w:r>
+    </w:p>
+    <w:p>
+      <w:pPr>
+        <w:spacing w:after="200"/>
+      </w:pPr>
+      <w:r>
+        <w:rPr>
+          <w:i w:val="0"/>
+        </w:rPr>
+        <w:t>A similarly structured body, BSL, took a different path from BSCRA's single-vendor mandate: rather than naming one eCom, it has permitted two for this season — the Do-Slot (white) and the MidAmerica Trixie 2. Oscilloscope-based testing and analysis by racers has since found that the two boards are timed differently: Trixie 2 runs with greater commutation advance and a correspondingly higher potential RPM ceiling than the Do-Slot unit.</w:t>
+      </w:r>
+    </w:p>
+    <w:p>
+      <w:pPr>
+        <w:spacing w:after="200"/>
+      </w:pPr>
+      <w:r>
+        <w:rPr>
+          <w:i w:val="0"/>
+        </w:rPr>
+        <w:t>This is exactly the failure mode §5 warns about, already happening rather than hypothetical: a rulebook that names two “approved” parts by brand rather than by measured behavior has, in effect, sanctioned two different performance envelopes under one label. Two racers can each be legally compliant with “an approved eCom” while one is running a meaningfully faster setup than the other — precisely the scenario behavioral homologation (§6) is designed to prevent, because it would flag the differing advance/RPM ceiling as an out-of-tolerance divergence regardless of which brand nameplate is on the board. It is also a present-day demonstration of why §7's argument for external, oscilloscope- or tachometer-based verification matters over a simple approved-brand list: the difference here was only caught because racers went and measured it themselves, not because the approval process was built to catch it.</w:t>
+      </w:r>
+    </w:p>
+    <w:p>
+      <w:pPr>
+        <w:pStyle w:val="Heading3"/>
+      </w:pPr>
+      <w:r>
+        <w:t>2026 — AART and Latslot: an open-source/closed-protocol compromise</w:t>
+      </w:r>
+    </w:p>
+    <w:p>
+      <w:pPr>
+        <w:spacing w:after="200"/>
+      </w:pPr>
+      <w:r>
+        <w:rPr>
+          <w:i w:val="0"/>
+        </w:rPr>
+        <w:t>In pursuit of interoperability, AART approached Latslot to obtain the specification of the UART protocol used by Latslot's own programmer tools to adjust an eCom's commutation timing and toggle its braking behavior. AART's goal was to patch ESCape32 — the open-source firmware behind Remora — so that Remora-based boards could be configured with the same class of programmer tooling. This ran straight into a licensing conflict: ESCape32 is released under a copyleft-style open-source license that requires modifications to also be published as open source, but Latslot's protocol is proprietary, and disclosing it in full inside an open-source patch would have handed away IP Latslot has never published. Latslot initially declined for exactly this reason. After further discussion, the two parties reached a compromise: AART could publish the resulting patch as open source, satisfying ESCape32's license, provided it did not explicitly disclose the details of Latslot's protocol or implementation.</w:t>
+      </w:r>
+    </w:p>
+    <w:p>
+      <w:pPr>
+        <w:spacing w:after="200"/>
+      </w:pPr>
+      <w:r>
+        <w:rPr>
+          <w:i w:val="0"/>
+        </w:rPr>
+        <w:t>This is worth recording for two reasons. First, it is a second concrete instance — alongside AART's Remora/Trixie 2/Slot.it portfolio — of open and closed participants finding a working arrangement rather than treating the divide as absolute; the working group should not assume open-source licensing and closed-vendor IP are structurally incompatible — here, negotiated, they weren't. Second, it is a direct illustration of why field-configurable timing advance and braking behavior — exactly the parameters at issue in the BSL divergence above — cannot be fully captured by checking what left the factory: if a UART programmer can retune an eCom's advance or braking after homologation, “as shipped” compliance and “as raced” compliance are not the same question, and only a trackside behavioral check (§6–7) catches the difference regardless of which vendor's programmer made the change.</w:t>
+      </w:r>
+    </w:p>
+    <w:p>
+      <w:pPr>
+        <w:pStyle w:val="Heading3"/>
+      </w:pPr>
+      <w:r>
         <w:t>The scrutineering proposal (this repository)</w:t>
       </w:r>
     </w:p>
@@ -492,6 +582,17 @@
           <w:i w:val="0"/>
         </w:rPr>
         <w:t>In parallel, a proposal for a trackside measurement device — a Hall-effect tachometer that measures unloaded motor speed at two or three fixed supply voltages to derive the motor/eCom combination's back-EMF constant, Ke — was put forward specifically to solve the “how do we scrutineer a black box quickly” problem without reading firmware at all. Its central insight is important enough to restate here: because eCom and motor winding resistance are small relative to total circuit resistance, and because Ke = Kt in consistent SI units, a simple speed-vs-voltage measurement is sufficient to catch an eCom/motor combination that is out of spec, regardless of what code is running inside it, or whether that code can be read at all. This is the technical key that makes “closed firmware is fine as long as behavior is bounded and externally measurable” a workable position rather than wishful thinking — see §6.</w:t>
+      </w:r>
+    </w:p>
+    <w:p>
+      <w:pPr>
+        <w:spacing w:after="200"/>
+      </w:pPr>
+      <w:r>
+        <w:rPr>
+          <w:i w:val="0"/>
+        </w:rPr>
+        <w:t>There is also a commercial opportunity here worth making explicit rather than leaving implicit. If the tachometer/Ke device itself is published as an open reference design — schematic and Gerbers, in the Remora 2 mould — any manufacturer, hobbyist or commercial, can build and sell their own motor/eCom tester without needing anyone's permission. That heads off a problem the model in §6 would otherwise create by itself: a scrutineering process that depends on one piece of measurement equipment is only as robust as that equipment's supply chain, and a single-vendor tester would recreate exactly the single-point-of-failure risk this paper flags for eComs in §5. An open design instead gives clubs, national bodies, and individual racers who want to self-check before an event a real, competitively-priced product to buy — and gives manufacturers the same “open but not free” licensing path already proven by Remora a second product line to build a business around: a motor/eCom tester, not just an eCom. It's also likely to need to grow beyond a simple tachometer: the PWM-level parameters in §6's spec (sync ramp rate, duty-cycle limits, switching frequency, drag-brake duty cycle) aren't visible in a speed-vs-voltage curve and need waveform capture to verify — closer to a purpose-built, low-cost oscilloscope channel than a tachometer. That's a more capable, more valuable product to build and sell, not a reason to abandon the idea.</w:t>
       </w:r>
     </w:p>
     <w:p>
@@ -1147,6 +1248,15 @@
         <w:spacing w:after="120"/>
       </w:pPr>
       <w:r>
+        <w:t>Not just in theory: Jan Thoen's independently-developed Infinity ESC firmware (FOC control, telemetry) exists specifically because Remora's hardware is open — a third party extending the ecosystem without needing the original team's permission.</w:t>
+      </w:r>
+    </w:p>
+    <w:p>
+      <w:pPr>
+        <w:pStyle w:val="ListBullet"/>
+        <w:spacing w:after="120"/>
+      </w:pPr>
+      <w:r>
         <w:t>No single point of commercial failure — the design outlives any one seller.</w:t>
       </w:r>
     </w:p>
@@ -1196,6 +1306,30 @@
     </w:p>
     <w:p>
       <w:pPr>
+        <w:spacing w:before="200" w:after="280"/>
+        <w:ind w:left="283"/>
+        <w:pBdr>
+          <w:left w:val="single" w:sz="18" w:space="10" w:color="A85F1C"/>
+        </w:pBdr>
+      </w:pPr>
+      <w:r>
+        <w:rPr>
+          <w:b/>
+          <w:color w:val="A85F1C"/>
+          <w:sz w:val="18"/>
+        </w:rPr>
+        <w:t>WHY OPENNESS MATTERS RIGHT NOW</w:t>
+        <w:br/>
+      </w:r>
+      <w:r>
+        <w:rPr>
+          <w:sz w:val="21"/>
+        </w:rPr>
+        <w:t>Whatever the long-run commercial tradeoffs, the working group should weigh one more factor: this technology is still young. Infinity ESC's existence — a materially different firmware approach built by someone outside the founding team, made possible only because the hardware was open — is a live demonstration that openness accelerates the exploration phase of a new technology. A standard that forecloses this kind of experimentation before the community has learned what a mature eCom architecture even looks like risks optimizing for stability before there is anything proven worth stabilizing.</w:t>
+      </w:r>
+    </w:p>
+    <w:p>
+      <w:pPr>
         <w:pStyle w:val="Heading3"/>
       </w:pPr>
       <w:r>
@@ -1292,6 +1426,48 @@
     </w:p>
     <w:p>
       <w:pPr>
+        <w:pStyle w:val="ListBullet"/>
+        <w:spacing w:after="120"/>
+      </w:pPr>
+      <w:r>
+        <w:t>Externally indistinguishable, internally different — two physically identical locked boards can run completely different firmware builds, versions, or configurations, with no way for a buyer, scrutineer, or even the vendor's own support staff to verify what's actually flashed without trusting the vendor's paperwork.</w:t>
+      </w:r>
+    </w:p>
+    <w:p>
+      <w:pPr>
+        <w:pStyle w:val="ListBullet"/>
+        <w:spacing w:after="120"/>
+      </w:pPr>
+      <w:r>
+        <w:t>Locked hardware is effectively obsolete the moment a bug-fixed firmware ships, unless the vendor offers a signed field-update path — otherwise a racer wanting the fix has to buy new hardware, turning firmware maintenance into a recurring cost tied to one vendor.</w:t>
+      </w:r>
+    </w:p>
+    <w:p>
+      <w:pPr>
+        <w:spacing w:before="200" w:after="280"/>
+        <w:ind w:left="283"/>
+        <w:pBdr>
+          <w:left w:val="single" w:sz="18" w:space="10" w:color="A85F1C"/>
+        </w:pBdr>
+      </w:pPr>
+      <w:r>
+        <w:rPr>
+          <w:b/>
+          <w:color w:val="A85F1C"/>
+          <w:sz w:val="18"/>
+        </w:rPr>
+        <w:t>THESE TWO PROBLEMS COMPOUND EACH OTHER</w:t>
+        <w:br/>
+      </w:r>
+      <w:r>
+        <w:rPr>
+          <w:sz w:val="21"/>
+        </w:rPr>
+        <w:t>Because locked units are externally indistinguishable, a racer can't tell by looking at the board they're offered whether it's running the latest fix or a year-old build — there's no way to even shop around for “the updated one.” The only lever available to the community is disclosure: requiring the homologation register (§6) to record firmware version or hash per submission, and — where practical — requiring a visible, human-readable version marking on the unit itself, so that at least the existence of multiple firmware versions in the field is visible, even when the code behind them isn't.</w:t>
+      </w:r>
+    </w:p>
+    <w:p>
+      <w:pPr>
         <w:pStyle w:val="Heading3"/>
       </w:pPr>
       <w:r>
@@ -1307,6 +1483,17 @@
           <w:i w:val="0"/>
         </w:rPr>
         <w:t>None of these models is obviously sustainable at hobby-market volumes, and the working group should not pretend otherwise. Fully open (Remora 1) relies on voluntary compliance with a royalty request that has no realistic enforcement mechanism — it sustains itself on goodwill, a pattern that tends to produce burnout rather than a durable supply of product. Open manufacturing + licensed resale (Remora 2) is a more conventional attempt, closer to how an open instruction-set architecture can still support licensed silicon vendors — but it only works if governing bodies give licensed builders some recognition unlicensed clones don't get, itself a policy choice needing consensus. Closed, semi-open engagement (SBM) monetizes through direct sales with the designer's expertise as the moat, and is only as durable as that small business. Fully closed (Latslot) is the most conventional model and, all else equal, the easiest to keep funded — at the cost of the least insight into what racers are actually racing. Commissioned single-source (Trixie 2) sidesteps the open-market sustainability question entirely by tying the business model to one customer relationship — BSCRA/Genesis — rather than retail sales: arguably the most commercially secure for as long as that relationship holds, and the least resilient if it doesn't, since by design there is no other supplier to fall back on.</w:t>
+      </w:r>
+    </w:p>
+    <w:p>
+      <w:pPr>
+        <w:spacing w:after="200"/>
+      </w:pPr>
+      <w:r>
+        <w:rPr>
+          <w:i w:val="0"/>
+        </w:rPr>
+        <w:t>It's also worth being honest about how much protection “closed hardware” actually buys. Reverse engineering a PCB — delayering it, tracing nets, reading component markings, and reconstructing a schematic and bill of materials — is a well-understood, comparatively low-cost exercise for a board this size and complexity; unlike firmware, which RDP can lock down at the silicon level (§7), there is no equivalent hardware-level protection available to a small manufacturer. Software reverse engineering is a smaller concern here for a different reason: with ESCape32 already open, mature, and good, there's little incentive for anyone to bother reverse engineering a closed competitor's firmware when a legitimate open alternative already exists. And even where copying the hardware is technically easy, the addressable market for slot car eComs is small enough that pursuing formal IP enforcement — cease-and-desist letters, let alone litigation — is unlikely to be economically rational for anyone involved. “Closed hardware” in this space is therefore better understood as a soft deterrent — inconvenience, lead time, and the value of buying a supported, warrantied product from the original designer — than as a hard technical or legal moat. That doesn't make it worthless, but it does mean the commercial case for closed hardware rests on relationship and service, not on unclonability, which softens — without eliminating — the tradeoff described below. AI-assisted tooling is trending this further in the same direction: schematic reconstruction from board photos, netlist extraction, and firmware disassembly/analysis are all measurably faster and more accessible than they were even a couple of years ago, and the same tools lower the barrier for a new entrant to develop a competing eCom — open or closed — from scratch. Whatever moat closed hardware and firmware once offered is only getting thinner; a standard that assumes secrecy is durable is building on ground that is actively eroding.</w:t>
       </w:r>
     </w:p>
     <w:p>
@@ -1352,7 +1539,7 @@
         <w:rPr>
           <w:i w:val="0"/>
         </w:rPr>
-        <w:t>Racers' instinct is straightforward and legitimate: fair competition requires that no competitor gain an advantage from hardware whose behavior nobody else can check. Taken to its logical end, that instinct argues for a single approved eCom — one design, one firmware, ideally one vendor, so “did you meet spec” reduces to “is this the approved part.”</w:t>
+        <w:t>Racers' instinct is straightforward and legitimate: fair competition requires that no competitor gain an advantage from hardware whose behavior nobody else can check. Taken to its logical end, that instinct argues for a single approved eCom — one design, one firmware, ideally one vendor, so “did you meet spec” reduces to “is this the approved part.” BSCRA's Intro 32 class (§3) is not a hypothetical here — it is already living this choice, having mandated the MidAmerica 3000Kv motor paired with the single-sourced, closed Trixie 2 eCom.</w:t>
       </w:r>
     </w:p>
     <w:p>
@@ -1475,7 +1662,7 @@
           <w:b w:val="0"/>
           <w:i w:val="0"/>
         </w:rPr>
-        <w:t>Permissible Ke/Kv range for a class, timing-advance limits, current/thermal limits, mechanical footprint and connector standard, permitted feature set (explicitly prohibiting traction control, launch control, or competitor-aware behavior), and required safety behavior.</w:t>
+        <w:t>This should define the performance envelope, not the implementation. At minimum, it should bound: permissible Ke/Kv range for a given class; timing-advance limits (see the BSL Do-Slot/Trixie 2 divergence in §3 for exactly why this needs a bound, not just a brand list); startup/synchronization PWM frequency, and the rate at which duty cycle is permitted to ramp up during that sync phase — both shape how a car launches off the line, and both are exactly the kind of parameter a UART programmer (§3, AART/Latslot) can retune after homologation; maximum permitted duty cycle, which caps delivered power independently of the current/thermal limits below; PWM switching frequency, low and high, which affects motor heating, efficiency, and driver-perceptible behavior; permitted duty-cycle range during drag braking, since brake strength is as much a competitive parameter as top speed, and just as easy to tune outside a “fair” envelope; current/thermal limits; mechanical footprint and connector standard; permitted feature set (explicitly prohibiting traction control, launch control, or competitor-aware behavior); and required safety behavior (brownout/low-voltage cutoff, fail-safe on signal loss).</w:t>
       </w:r>
     </w:p>
     <w:p>
@@ -1515,7 +1702,7 @@
           <w:b w:val="0"/>
           <w:i w:val="0"/>
         </w:rPr>
-        <w:t>A bench test — and a fast trackside spot-check using the same Hall-effect/Ke method proposed in this repository — verifies what the unit does, without anyone reading anyone's firmware. The rulebook cares about the transfer function, not the source code.</w:t>
+        <w:t>A bench test — and a fast trackside spot-check using the same Hall-effect/Ke method proposed in this repository — verifies what the unit does, without anyone reading anyone's firmware. The rulebook cares about the transfer function, not the source code. The measurement device itself should be published as an open reference design (§3) so the testing equipment doesn't become its own single-vendor bottleneck — and so building and selling motor/eCom testers becomes a real commercial opportunity in its own right.</w:t>
       </w:r>
     </w:p>
     <w:p>
@@ -1555,7 +1742,7 @@
           <w:b w:val="0"/>
           <w:i w:val="0"/>
         </w:rPr>
-        <w:t>A unit whose measured behavior drifts outside its registered envelope is no longer homologated until re-tested.</w:t>
+        <w:t>A unit whose measured behavior drifts outside its registered envelope — whether from a firmware update, a hardware revision, manufacturing drift, or a field configuration change made via a vendor's own programmer/tuning tool (see the AART/Latslot UART protocol case in §3) — is no longer homologated until re-tested. Critically, “as shipped” compliance is not enough: because timing advance and braking are field-adjustable on multiple vendors' hardware, trackside behavioral checks (§7) have to verify “as raced” configuration, not just the factory default.</w:t>
       </w:r>
     </w:p>
     <w:p>
@@ -1588,7 +1775,7 @@
         <w:rPr>
           <w:i w:val="0"/>
         </w:rPr>
-        <w:t>Several current and prospective boards — the MidAmerica Trixie 2 (§3) is a live, concrete example, shipping today at RDP Level 2 — use STMicroelectronics-style microcontrollers, which support hardware Readout Protection (RDP) at the silicon level. Worth explaining plainly, so the working group isn't talking past itself about what “locking the board” actually forecloses:</w:t>
+        <w:t>Several current and prospective boards — the MidAmerica Trixie 2 (§3) is a live, concrete example, shipping today at RDP Level 2 — use STMicroelectronics-style microcontrollers, which support hardware Readout Protection (RDP) at the silicon level. Worth explaining plainly, so the working group isn't talking past itself about what “locking the board” actually forecloses — and, as important, what it does not: RDP protects the firmware image inside the microcontroller. It does nothing for the hardware around it. The PCB, the schematic, and the bill of materials are exactly as reverse-engineerable on an RDP2-locked board as on a fully open one (§4) — RDP is a firmware secrecy tool, not a hardware one, and closed-hardware manufacturers should not expect it to be read as more than that.</w:t>
       </w:r>
     </w:p>
     <w:p>
@@ -1884,7 +2071,7 @@
         <w:spacing w:after="120"/>
       </w:pPr>
       <w:r>
-        <w:t>Convene the joint BSCRA/ISRA technical working group with representation from SBM, Remora, Latslot, and active club scrutineers.</w:t>
+        <w:t>Convene the joint BSCRA/ISRA technical working group with representation from SBM, Remora, Latslot, BSL, and active club scrutineers.</w:t>
       </w:r>
     </w:p>
     <w:p>
@@ -1893,7 +2080,7 @@
         <w:spacing w:after="120"/>
       </w:pPr>
       <w:r>
-        <w:t>Ratify a first-draft Design Spec for the classes currently affected — BSCRA Intro 32, ISRA Eurosport categories.</w:t>
+        <w:t>Ratify a first-draft Design Spec for classes where the vendor question is still open (ISRA Eurosport categories), and a corresponding verification/scrutineering spec for classes like BSCRA Intro 32 where a single-vendor pairing (MidAmerica 3000Kv + Trixie 2) is already mandated.</w:t>
       </w:r>
     </w:p>
     <w:p>
@@ -1903,6 +2090,15 @@
       </w:pPr>
       <w:r>
         <w:t>Build and field-trial the Ke tachometer scrutineering device described in this repository, and publish tolerance bands.</w:t>
+      </w:r>
+    </w:p>
+    <w:p>
+      <w:pPr>
+        <w:pStyle w:val="ListBullet"/>
+        <w:spacing w:after="120"/>
+      </w:pPr>
+      <w:r>
+        <w:t>Publish that device as an open reference design (schematic + Gerbers) so any manufacturer can build and sell a motor/eCom tester under an open licensing model — ensuring scrutineering equipment doesn't bottleneck on one vendor, and giving builders a concrete, ready-made commercial opportunity.</w:t>
       </w:r>
     </w:p>
     <w:p>
@@ -2044,6 +2240,51 @@
     </w:p>
     <w:p>
       <w:pPr>
+        <w:pStyle w:val="ListBullet"/>
+        <w:spacing w:after="120"/>
+      </w:pPr>
+      <w:r>
+        <w:t>Should the spec explicitly reserve room for firmware experimentation — e.g. a research or exhibition class outside the homologation register — so that early-stage innovation like Infinity ESC isn't discouraged by prematurely freezing what a “compliant” eCom looks like?</w:t>
+      </w:r>
+    </w:p>
+    <w:p>
+      <w:pPr>
+        <w:pStyle w:val="ListBullet"/>
+        <w:spacing w:after="120"/>
+      </w:pPr>
+      <w:r>
+        <w:t>Since two identical-looking locked units may run different firmware, should homologation and retail sale require a human-readable, tamper-resistant version marking on every unit (matching the register), even though the code itself can't be disclosed?</w:t>
+      </w:r>
+    </w:p>
+    <w:p>
+      <w:pPr>
+        <w:pStyle w:val="ListBullet"/>
+        <w:spacing w:after="120"/>
+      </w:pPr>
+      <w:r>
+        <w:t>Now that BSL's own testing has found a measurable timing-advance and RPM-ceiling gap between its two approved eComs, what happens next: retroactive re-homologation against a shared tolerance band, an immediate adjustment mandate on one board, or withdrawal of one part from the approved list until parity is demonstrated?</w:t>
+      </w:r>
+    </w:p>
+    <w:p>
+      <w:pPr>
+        <w:pStyle w:val="ListBullet"/>
+        <w:spacing w:after="120"/>
+      </w:pPr>
+      <w:r>
+        <w:t>Should homologation cover only “as shipped” factory configuration, or must it also bound what a vendor's own programmer/tuning tool is permitted to adjust in the field — given the AART/Latslot precedent shows advance and braking are field-configurable across at least two vendors' ecosystems, and a compliant unit can be retuned out of spec after homologation with no firmware change at all?</w:t>
+      </w:r>
+    </w:p>
+    <w:p>
+      <w:pPr>
+        <w:pStyle w:val="ListBullet"/>
+        <w:spacing w:after="120"/>
+      </w:pPr>
+      <w:r>
+        <w:t>Is a negotiated, partial-disclosure compromise like AART and Latslot's (open-source the patch, withhold the underlying protocol spec) a model the working group should formalize — e.g. a standing NDA-plus-open-release template — for future cross-vendor interoperability work, or a one-off that shouldn't be relied on?</w:t>
+      </w:r>
+    </w:p>
+    <w:p>
+      <w:pPr>
         <w:pStyle w:val="Heading1"/>
         <w:pBdr>
           <w:bottom w:val="single" w:sz="6" w:space="4" w:color="CCD5CF"/>
@@ -2087,6 +2328,15 @@
       </w:pPr>
       <w:r>
         <w:t>Remora ESC/eCom project and ESCape32 firmware — Slotblog, “Remora ESCs”; KC Racing, “Brushless Mafia Remora” background</w:t>
+      </w:r>
+    </w:p>
+    <w:p>
+      <w:pPr>
+        <w:pStyle w:val="ListBullet"/>
+        <w:spacing w:after="120"/>
+      </w:pPr>
+      <w:r>
+        <w:t>Jan Thoen's Infinity ESC firmware, built on the open Remora hardware base — gitlab.com/slotracing/infinity-racing/esc</w:t>
       </w:r>
     </w:p>
     <w:p>

--- a/ecom-standardization-charter.docx
+++ b/ecom-standardization-charter.docx
@@ -563,6 +563,36 @@
           <w:i w:val="0"/>
         </w:rPr>
         <w:t>This is worth recording for two reasons. First, it is a second concrete instance — alongside AART's Remora/Trixie 2/Slot.it portfolio — of open and closed participants finding a working arrangement rather than treating the divide as absolute; the working group should not assume open-source licensing and closed-vendor IP are structurally incompatible — here, negotiated, they weren't. Second, it is a direct illustration of why field-configurable timing advance and braking behavior — exactly the parameters at issue in the BSL divergence above — cannot be fully captured by checking what left the factory: if a UART programmer can retune an eCom's advance or braking after homologation, “as shipped” compliance and “as raced” compliance are not the same question, and only a trackside behavioral check (§6–7) catches the difference regardless of which vendor's programmer made the change.</w:t>
+      </w:r>
+    </w:p>
+    <w:p>
+      <w:pPr>
+        <w:pStyle w:val="Heading3"/>
+      </w:pPr>
+      <w:r>
+        <w:t>2026 — Latslot hardware evolution, and two more parameters the spec needs</w:t>
+      </w:r>
+    </w:p>
+    <w:p>
+      <w:pPr>
+        <w:spacing w:after="200"/>
+      </w:pPr>
+      <w:r>
+        <w:rPr>
+          <w:i w:val="0"/>
+        </w:rPr>
+        <w:t>Latslot's hardware has not stood still either. According to Ralfs Leitis, the board has been through revisions that include a faster processor, and current Latslot units are reportedly capable of running motors up to around 19,000Kv on a 12-magnet rotor — a substantially higher spec ceiling than earlier revisions supported. But raw Kv capability isn't the whole behavioral picture: side-by-side testing across a Kv range from 10,000 to 25,000 found that Latslot units need noticeably more trigger — more applied voltage — before the motor starts turning at all, compared to a Remora on the same track and controller. The same testing suggests the low-voltage shutdown threshold is set meaningfully higher on Latslot than on Remora as well. Neither of these is captured by the Ke/Kv curve alone (see the scrutineering proposal below), which describes behavior once the motor is already turning — they're a different pair of parameters: the minimum voltage required to initiate motion, and the voltage at which the eCom cuts out. Both directly affect how a car feels to drive off the line and under braking-to-a-stop, independent of top-end performance, and both belong in the design spec's bound list (§6) alongside the parameters already listed there.</w:t>
+      </w:r>
+    </w:p>
+    <w:p>
+      <w:pPr>
+        <w:spacing w:after="200"/>
+      </w:pPr>
+      <w:r>
+        <w:rPr>
+          <w:i w:val="0"/>
+        </w:rPr>
+        <w:t>A second, purely hardware difference worth recording is reverse-voltage protection — whether a board protects itself (and the motor) against a reversed power connection, and how robust that protection actually is. This has varied across almost every design discussed in this paper: the original double-sided SBM board had reverse protection of a sort, but the N-channel MOSFET used for it was undersized and slow. Every Remora — including the space-constrained single-sided Remora 2 — has included reverse protection, and later Remora revisions use a more sophisticated circuit than Remora 1's original (already adequate) implementation. Trixie 2 also includes reverse protection, using a different circuit from Remora 2's. But protection circuitry costs board area, and it's exactly the kind of feature that gets cut under space pressure: the newer single-sided Do-Slot boards, and the Signature Frankie boards, omit it entirely. Whether reverse protection should be mandatory, optional-but-disclosed, or left entirely to individual manufacturers is a real design-spec decision (§6) — it's a safety and reliability question, not just a business one, and it's currently being decided implicitly, board by board, rather than by any shared standard.</w:t>
       </w:r>
     </w:p>
     <w:p>
@@ -1180,6 +1210,93 @@
           </w:p>
         </w:tc>
       </w:tr>
+      <w:tr>
+        <w:tc>
+          <w:tcPr>
+            <w:tcW w:type="dxa" w:w="1568"/>
+          </w:tcPr>
+          <w:p>
+            <w:r/>
+            <w:r>
+              <w:rPr>
+                <w:b/>
+                <w:sz w:val="19"/>
+              </w:rPr>
+              <w:t>Reverse-voltage protection</w:t>
+            </w:r>
+          </w:p>
+        </w:tc>
+        <w:tc>
+          <w:tcPr>
+            <w:tcW w:type="dxa" w:w="1568"/>
+          </w:tcPr>
+          <w:p>
+            <w:r/>
+            <w:r>
+              <w:rPr>
+                <w:sz w:val="19"/>
+              </w:rPr>
+              <w:t>Yes — original circuit</w:t>
+            </w:r>
+          </w:p>
+        </w:tc>
+        <w:tc>
+          <w:tcPr>
+            <w:tcW w:type="dxa" w:w="1568"/>
+          </w:tcPr>
+          <w:p>
+            <w:r/>
+            <w:r>
+              <w:rPr>
+                <w:sz w:val="19"/>
+              </w:rPr>
+              <w:t>Yes — more sophisticated circuit, single-sided</w:t>
+            </w:r>
+          </w:p>
+        </w:tc>
+        <w:tc>
+          <w:tcPr>
+            <w:tcW w:type="dxa" w:w="1568"/>
+          </w:tcPr>
+          <w:p>
+            <w:r/>
+            <w:r>
+              <w:rPr>
+                <w:sz w:val="19"/>
+              </w:rPr>
+              <w:t>Partial — undersized, slow N-channel MOSFET</w:t>
+            </w:r>
+          </w:p>
+        </w:tc>
+        <w:tc>
+          <w:tcPr>
+            <w:tcW w:type="dxa" w:w="1568"/>
+          </w:tcPr>
+          <w:p>
+            <w:r/>
+            <w:r>
+              <w:rPr>
+                <w:sz w:val="19"/>
+              </w:rPr>
+              <w:t>Not publicly documented</w:t>
+            </w:r>
+          </w:p>
+        </w:tc>
+        <w:tc>
+          <w:tcPr>
+            <w:tcW w:type="dxa" w:w="1568"/>
+          </w:tcPr>
+          <w:p>
+            <w:r/>
+            <w:r>
+              <w:rPr>
+                <w:sz w:val="19"/>
+              </w:rPr>
+              <w:t>Yes — different circuit from Remora 2</w:t>
+            </w:r>
+          </w:p>
+        </w:tc>
+      </w:tr>
     </w:tbl>
     <w:p>
       <w:pPr>
@@ -1662,7 +1779,7 @@
           <w:b w:val="0"/>
           <w:i w:val="0"/>
         </w:rPr>
-        <w:t>This should define the performance envelope, not the implementation. At minimum, it should bound: permissible Ke/Kv range for a given class; timing-advance limits (see the BSL Do-Slot/Trixie 2 divergence in §3 for exactly why this needs a bound, not just a brand list); startup/synchronization PWM frequency, and the rate at which duty cycle is permitted to ramp up during that sync phase — both shape how a car launches off the line, and both are exactly the kind of parameter a UART programmer (§3, AART/Latslot) can retune after homologation; maximum permitted duty cycle, which caps delivered power independently of the current/thermal limits below; PWM switching frequency, low and high, which affects motor heating, efficiency, and driver-perceptible behavior; permitted duty-cycle range during drag braking, since brake strength is as much a competitive parameter as top speed, and just as easy to tune outside a “fair” envelope; current/thermal limits; mechanical footprint and connector standard; permitted feature set (explicitly prohibiting traction control, launch control, or competitor-aware behavior); and required safety behavior (brownout/low-voltage cutoff, fail-safe on signal loss).</w:t>
+        <w:t>This should define the performance envelope, not the implementation. At minimum, it should bound: permissible Ke/Kv range for a given class; timing-advance limits (see the BSL Do-Slot/Trixie 2 divergence in §3 for exactly why this needs a bound, not just a brand list); startup/synchronization PWM frequency, and the rate at which duty cycle is permitted to ramp up during that sync phase — both shape how a car launches off the line, and both are exactly the kind of parameter a UART programmer (§3, AART/Latslot) can retune after homologation; maximum permitted duty cycle, which caps delivered power independently of the current/thermal limits below; PWM switching frequency, low and high, which affects motor heating, efficiency, and driver-perceptible behavior; permitted duty-cycle range during drag braking, since brake strength is as much a competitive parameter as top speed, and just as easy to tune outside a “fair” envelope; current/thermal limits; mechanical footprint and connector standard; permitted feature set (explicitly prohibiting traction control, launch control, or competitor-aware behavior); required safety behavior (brownout/low-voltage cutoff, fail-safe on signal loss); minimum voltage required to initiate motion and the low-voltage shutdown threshold — both separate from the Ke/Kv curve above, both directly felt by the driver as trigger response, and both observed to differ meaningfully between current products (see the Latslot/Remora comparison in §3); and whether reverse-voltage/polarity protection is required, and to what standard — a real safety/reliability feature that costs board area and is already omitted on some current single-sided designs to save space (§3).</w:t>
       </w:r>
     </w:p>
     <w:p>
@@ -2281,6 +2398,24 @@
       </w:pPr>
       <w:r>
         <w:t>Is a negotiated, partial-disclosure compromise like AART and Latslot's (open-source the patch, withhold the underlying protocol spec) a model the working group should formalize — e.g. a standing NDA-plus-open-release template — for future cross-vendor interoperability work, or a one-off that shouldn't be relied on?</w:t>
+      </w:r>
+    </w:p>
+    <w:p>
+      <w:pPr>
+        <w:pStyle w:val="ListBullet"/>
+        <w:spacing w:after="120"/>
+      </w:pPr>
+      <w:r>
+        <w:t>Given the observed gap between Latslot's and Remora's minimum start voltage and low-voltage shutdown threshold, how tight should the spec's bound on these be — and should it be expressed as an absolute voltage, or relative to a given Kv/class, given both affect trigger feel directly?</w:t>
+      </w:r>
+    </w:p>
+    <w:p>
+      <w:pPr>
+        <w:pStyle w:val="ListBullet"/>
+        <w:spacing w:after="120"/>
+      </w:pPr>
+      <w:r>
+        <w:t>Should reverse-voltage protection be mandatory in the design spec, and to what standard — given it is already omitted on at least two current single-sided products (Do-Slot, Signature Frankie) specifically to save board space?</w:t>
       </w:r>
     </w:p>
     <w:p>
